--- a/public/investor-pack/Global-Office-Package-Variants.docx
+++ b/public/investor-pack/Global-Office-Package-Variants.docx
@@ -31,7 +31,7 @@
         <w:spacing w:after="120"/>
       </w:pPr>
       <w:r>
-        <w:t xml:space="preserve">Global Office · Soteria AI Technologies Limited</w:t>
+        <w:t xml:space="preserve">Global Office · Soteria AI Technologies Inc.</w:t>
       </w:r>
     </w:p>
     <w:p>

--- a/public/investor-pack/Global-Office-Package-Variants.docx
+++ b/public/investor-pack/Global-Office-Package-Variants.docx
@@ -31,7 +31,7 @@
         <w:spacing w:after="120"/>
       </w:pPr>
       <w:r>
-        <w:t xml:space="preserve">Global Office · Soteria AI Technologies Inc.</w:t>
+        <w:t xml:space="preserve">Global Office · Soteria AI Technologies Inc. (a Delaware C-Corporation)</w:t>
       </w:r>
     </w:p>
     <w:p>
